--- a/testakten/insolvenzverwaltung-moebelwerk-havelberg-regelverfahren/16_glaeubigerausschuss_massnahme.docx
+++ b/testakten/insolvenzverwaltung-moebelwerk-havelberg-regelverfahren/16_glaeubigerausschuss_massnahme.docx
@@ -4,11 +4,12 @@
   <w:body>
     <w:p>
       <w:pPr>
+        <w:spacing w:after="160" w:line="259" w:lineRule="auto"/>
         <w:jc w:val="left"/>
       </w:pPr>
       <w:r>
         <w:rPr>
-          <w:rFonts w:ascii="Calibri" w:hAnsi="Calibri"/>
+          <w:rFonts w:ascii="Times New Roman" w:hAnsi="Times New Roman"/>
           <w:b/>
           <w:sz w:val="28"/>
         </w:rPr>
@@ -17,61 +18,78 @@
     </w:p>
     <w:p>
       <w:pPr>
+        <w:spacing w:before="120" w:after="60" w:line="259" w:lineRule="auto"/>
         <w:jc w:val="left"/>
       </w:pPr>
       <w:r>
         <w:rPr>
-          <w:rFonts w:ascii="Calibri" w:hAnsi="Calibri"/>
+          <w:rFonts w:ascii="Times New Roman" w:hAnsi="Times New Roman"/>
           <w:b/>
-          <w:sz w:val="24"/>
+          <w:sz w:val="22"/>
         </w:rPr>
         <w:t>Insolvenzverfahren 7 IN 41/26 – Möbelwerk Havelberg GmbH</w:t>
       </w:r>
     </w:p>
-    <w:p/>
     <w:p>
       <w:pPr>
+        <w:spacing w:line="259" w:lineRule="auto" w:after="60"/>
+      </w:pPr>
+    </w:p>
+    <w:p>
+      <w:pPr>
+        <w:spacing w:before="120" w:after="60" w:line="259" w:lineRule="auto"/>
         <w:jc w:val="right"/>
       </w:pPr>
       <w:r>
         <w:rPr>
-          <w:rFonts w:ascii="Calibri" w:hAnsi="Calibri"/>
+          <w:rFonts w:ascii="Times New Roman" w:hAnsi="Times New Roman"/>
+          <w:b/>
           <w:sz w:val="22"/>
         </w:rPr>
         <w:t>Magdeburg, 10. Juli 2026</w:t>
       </w:r>
     </w:p>
     <w:p>
+      <w:pPr>
+        <w:spacing w:before="120" w:after="60" w:line="259" w:lineRule="auto"/>
+      </w:pPr>
       <w:r>
         <w:rPr>
-          <w:rFonts w:ascii="Calibri" w:hAnsi="Calibri"/>
+          <w:rFonts w:ascii="Times New Roman" w:hAnsi="Times New Roman"/>
+          <w:b/>
           <w:i/>
           <w:sz w:val="22"/>
         </w:rPr>
         <w:t>Sitzung: 15.07.2026, 14:00 Uhr | Kanzlei Dr. Westphal, Magdeburg</w:t>
       </w:r>
     </w:p>
-    <w:p/>
     <w:p>
       <w:pPr>
+        <w:spacing w:line="259" w:lineRule="auto" w:after="60"/>
+      </w:pPr>
+    </w:p>
+    <w:p>
+      <w:pPr>
+        <w:spacing w:before="120" w:after="60" w:line="259" w:lineRule="auto"/>
         <w:jc w:val="left"/>
       </w:pPr>
       <w:r>
         <w:rPr>
-          <w:rFonts w:ascii="Calibri" w:hAnsi="Calibri"/>
+          <w:rFonts w:ascii="Times New Roman" w:hAnsi="Times New Roman"/>
           <w:b/>
-          <w:sz w:val="24"/>
+          <w:sz w:val="22"/>
         </w:rPr>
         <w:t>Tagesordnung und Beschlussvorlagen</w:t>
       </w:r>
     </w:p>
     <w:p>
       <w:pPr>
+        <w:spacing w:before="120" w:after="60" w:line="259" w:lineRule="auto"/>
         <w:jc w:val="left"/>
       </w:pPr>
       <w:r>
         <w:rPr>
-          <w:rFonts w:ascii="Calibri" w:hAnsi="Calibri"/>
+          <w:rFonts w:ascii="Times New Roman" w:hAnsi="Times New Roman"/>
           <w:b/>
           <w:sz w:val="22"/>
         </w:rPr>
@@ -80,6 +98,7 @@
     </w:p>
     <w:p>
       <w:pPr>
+        <w:spacing w:line="259" w:lineRule="auto" w:after="60"/>
         <w:jc w:val="both"/>
       </w:pPr>
       <w:r>
@@ -93,6 +112,7 @@
     </w:p>
     <w:p>
       <w:pPr>
+        <w:spacing w:line="259" w:lineRule="auto" w:after="60"/>
         <w:jc w:val="both"/>
       </w:pPr>
       <w:r>
@@ -104,7 +124,11 @@
         <w:t>Die Insolvenzverwalterin hat zwei Verwertungsoptionen für die Produktionsmaschinen eingeholt: (a) Einzelverwertung über EML Maschinenhändler GmbH zum Mindestgebot von 230.000 EUR (Zahlung bei Abholung, Abholtermin 01.08.2026); (b) Paketverkauf inkl. Lackierkabine an einen Interessenten zum Pauschalpreis von 198.000 EUR. Die Einzelverwertung erzielt einen Mehrerlös von ca. 32.000 EUR bei einem Mehraufwand von 4–8 Wochen.</w:t>
       </w:r>
     </w:p>
-    <w:p/>
+    <w:p>
+      <w:pPr>
+        <w:spacing w:line="259" w:lineRule="auto" w:after="60"/>
+      </w:pPr>
+    </w:p>
     <w:tbl>
       <w:tblPr>
         <w:tblStyle w:val="TableGrid"/>
@@ -296,8 +320,15 @@
         </w:tc>
       </w:tr>
     </w:tbl>
-    <w:p/>
     <w:p>
+      <w:pPr>
+        <w:spacing w:line="259" w:lineRule="auto" w:after="60"/>
+      </w:pPr>
+    </w:p>
+    <w:p>
+      <w:pPr>
+        <w:spacing w:line="259" w:lineRule="auto" w:after="60"/>
+      </w:pPr>
       <w:r>
         <w:rPr>
           <w:rFonts w:ascii="Calibri" w:hAnsi="Calibri"/>
@@ -314,8 +345,15 @@
         <w:t>Der Gläubigerausschuss genehmigt die Einzelverwertung der Maschinen über EML Maschinenhändler GmbH zum Mindestgebot von 230.000 EUR.</w:t>
       </w:r>
     </w:p>
-    <w:p/>
     <w:p>
+      <w:pPr>
+        <w:spacing w:line="259" w:lineRule="auto" w:after="60"/>
+      </w:pPr>
+    </w:p>
+    <w:p>
+      <w:pPr>
+        <w:spacing w:line="259" w:lineRule="auto" w:after="60"/>
+      </w:pPr>
       <w:r>
         <w:rPr>
           <w:rFonts w:ascii="Calibri" w:hAnsi="Calibri"/>
@@ -324,9 +362,14 @@
         <w:t>Abstimmungsergebnis: _____________ Ja / _____________ Nein / _____________ Enthaltung</w:t>
       </w:r>
     </w:p>
-    <w:p/>
     <w:p>
       <w:pPr>
+        <w:spacing w:line="259" w:lineRule="auto" w:after="60"/>
+      </w:pPr>
+    </w:p>
+    <w:p>
+      <w:pPr>
+        <w:spacing w:line="259" w:lineRule="auto" w:after="60"/>
         <w:jc w:val="left"/>
       </w:pPr>
       <w:r>
@@ -340,6 +383,7 @@
     </w:p>
     <w:p>
       <w:pPr>
+        <w:spacing w:line="259" w:lineRule="auto" w:after="60"/>
         <w:jc w:val="both"/>
       </w:pPr>
       <w:r>
@@ -353,6 +397,7 @@
     </w:p>
     <w:p>
       <w:pPr>
+        <w:spacing w:line="259" w:lineRule="auto" w:after="60"/>
         <w:jc w:val="both"/>
       </w:pPr>
       <w:r>
@@ -364,9 +409,14 @@
         <w:t>Die Continentale Assekuranz AG hat ein Vergleichsangebot über 115.000 EUR zur Abgeltung aller Ansprüche nach § 15b InsO und allgemeiner Geschäftsführerhaftung (§ 43 GmbHG) gegen Tim Brauer unterbreitet. Das Angebot läuft bis 15.08.2026. Der § 15b-Anspruch beträgt ca. 34.000 EUR; die Mehrleistung (81.000 EUR) kompensiert allgemeine Haftungsrisiken aus 2024/2025, die im Streitfall nur nach aufwendiger Beweisaufnahme feststellbar wären.</w:t>
       </w:r>
     </w:p>
-    <w:p/>
     <w:p>
       <w:pPr>
+        <w:spacing w:line="259" w:lineRule="auto" w:after="60"/>
+      </w:pPr>
+    </w:p>
+    <w:p>
+      <w:pPr>
+        <w:spacing w:line="259" w:lineRule="auto" w:after="60"/>
         <w:jc w:val="both"/>
       </w:pPr>
       <w:r>
@@ -378,8 +428,15 @@
         <w:t>Empfehlung Insolvenzverwalterin: Annahme. Das Angebot liegt deutlich über dem sicher durchsetzbaren § 15b-Betrag. Klagerisiken und Prozesskosten würden bei Ablehnung die Nettomasse mindern.</w:t>
       </w:r>
     </w:p>
-    <w:p/>
     <w:p>
+      <w:pPr>
+        <w:spacing w:line="259" w:lineRule="auto" w:after="60"/>
+      </w:pPr>
+    </w:p>
+    <w:p>
+      <w:pPr>
+        <w:spacing w:line="259" w:lineRule="auto" w:after="60"/>
+      </w:pPr>
       <w:r>
         <w:rPr>
           <w:rFonts w:ascii="Calibri" w:hAnsi="Calibri"/>
@@ -396,8 +453,15 @@
         <w:t>Der Gläubigerausschuss genehmigt den Abschluss des D&amp;O-Vergleichs mit der Continentale Assekuranz AG über 115.000 EUR.</w:t>
       </w:r>
     </w:p>
-    <w:p/>
     <w:p>
+      <w:pPr>
+        <w:spacing w:line="259" w:lineRule="auto" w:after="60"/>
+      </w:pPr>
+    </w:p>
+    <w:p>
+      <w:pPr>
+        <w:spacing w:line="259" w:lineRule="auto" w:after="60"/>
+      </w:pPr>
       <w:r>
         <w:rPr>
           <w:rFonts w:ascii="Calibri" w:hAnsi="Calibri"/>
@@ -406,9 +470,14 @@
         <w:t>Abstimmungsergebnis: _____________ Ja / _____________ Nein / _____________ Enthaltung</w:t>
       </w:r>
     </w:p>
-    <w:p/>
     <w:p>
       <w:pPr>
+        <w:spacing w:line="259" w:lineRule="auto" w:after="60"/>
+      </w:pPr>
+    </w:p>
+    <w:p>
+      <w:pPr>
+        <w:spacing w:line="259" w:lineRule="auto" w:after="60"/>
         <w:jc w:val="left"/>
       </w:pPr>
       <w:r>
@@ -422,6 +491,7 @@
     </w:p>
     <w:p>
       <w:pPr>
+        <w:spacing w:line="259" w:lineRule="auto" w:after="60"/>
         <w:jc w:val="both"/>
       </w:pPr>
       <w:r>
@@ -433,8 +503,15 @@
         <w:t>Die Insolvenzverwalterin wird ermächtigt, Vergleiche in den laufenden Anfechtungsverfahren bis zu einer Abweichung von 20 % vom Hauptbetrag eigenständig abzuschließen. Vergleiche, die mehr als 20 % unter dem Nennbetrag liegen, bedürfen der vorherigen Zustimmung des Gläubigerausschusses.</w:t>
       </w:r>
     </w:p>
-    <w:p/>
     <w:p>
+      <w:pPr>
+        <w:spacing w:line="259" w:lineRule="auto" w:after="60"/>
+      </w:pPr>
+    </w:p>
+    <w:p>
+      <w:pPr>
+        <w:spacing w:line="259" w:lineRule="auto" w:after="60"/>
+      </w:pPr>
       <w:r>
         <w:rPr>
           <w:rFonts w:ascii="Calibri" w:hAnsi="Calibri"/>
@@ -451,8 +528,15 @@
         <w:t>Genehmigung der Vergleichsermächtigung wie beschrieben.</w:t>
       </w:r>
     </w:p>
-    <w:p/>
     <w:p>
+      <w:pPr>
+        <w:spacing w:line="259" w:lineRule="auto" w:after="60"/>
+      </w:pPr>
+    </w:p>
+    <w:p>
+      <w:pPr>
+        <w:spacing w:line="259" w:lineRule="auto" w:after="60"/>
+      </w:pPr>
       <w:r>
         <w:rPr>
           <w:rFonts w:ascii="Calibri" w:hAnsi="Calibri"/>
@@ -461,9 +545,14 @@
         <w:t>Abstimmungsergebnis: _____________ Ja / _____________ Nein / _____________ Enthaltung</w:t>
       </w:r>
     </w:p>
-    <w:p/>
     <w:p>
       <w:pPr>
+        <w:spacing w:line="259" w:lineRule="auto" w:after="60"/>
+      </w:pPr>
+    </w:p>
+    <w:p>
+      <w:pPr>
+        <w:spacing w:line="259" w:lineRule="auto" w:after="60"/>
         <w:jc w:val="both"/>
       </w:pPr>
       <w:r>
@@ -477,6 +566,7 @@
     </w:p>
     <w:p>
       <w:pPr>
+        <w:spacing w:line="259" w:lineRule="auto" w:after="60"/>
         <w:jc w:val="both"/>
       </w:pPr>
       <w:r>
@@ -490,13 +580,35 @@
     </w:p>
     <w:sectPr>
       <w:headerReference w:type="default" r:id="rId9"/>
+      <w:footerReference w:type="default" r:id="rId10"/>
       <w:pgSz w:w="11906" w:h="16838"/>
-      <w:pgMar w:top="1417" w:right="1417" w:bottom="1134" w:left="1701" w:header="720" w:footer="720" w:gutter="0"/>
+      <w:pgMar w:top="1191" w:right="1247" w:bottom="1134" w:left="1361" w:header="720" w:footer="720" w:gutter="0"/>
       <w:cols w:space="720"/>
       <w:docGrid w:linePitch="360"/>
     </w:sectPr>
   </w:body>
 </w:document>
+</file>
+
+<file path=word/footer1.xml><?xml version="1.0" encoding="utf-8"?>
+<w:ftr xmlns:m="http://schemas.openxmlformats.org/officeDocument/2006/math" xmlns:mc="http://schemas.openxmlformats.org/markup-compatibility/2006" xmlns:mo="http://schemas.microsoft.com/office/mac/office/2008/main" xmlns:mv="urn:schemas-microsoft-com:mac:vml" xmlns:o="urn:schemas-microsoft-com:office:office" xmlns:r="http://schemas.openxmlformats.org/officeDocument/2006/relationships" xmlns:v="urn:schemas-microsoft-com:vml" xmlns:w10="urn:schemas-microsoft-com:office:word" xmlns:w14="http://schemas.microsoft.com/office/word/2010/wordml" xmlns:w="http://schemas.openxmlformats.org/wordprocessingml/2006/main" xmlns:wne="http://schemas.microsoft.com/office/word/2006/wordml" xmlns:wp14="http://schemas.microsoft.com/office/word/2010/wordprocessingDrawing" xmlns:wp="http://schemas.openxmlformats.org/drawingml/2006/wordprocessingDrawing" xmlns:wpc="http://schemas.microsoft.com/office/word/2010/wordprocessingCanvas" xmlns:wpg="http://schemas.microsoft.com/office/word/2010/wordprocessingGroup" xmlns:wpi="http://schemas.microsoft.com/office/word/2010/wordprocessingInk" xmlns:wps="http://schemas.microsoft.com/office/word/2010/wordprocessingShape" mc:Ignorable="w14 wp14">
+  <w:p>
+    <w:pPr>
+      <w:pStyle w:val="Footer"/>
+      <w:jc w:val="left"/>
+    </w:pPr>
+    <w:r/>
+    <w:r>
+      <w:rPr>
+        <w:rFonts w:ascii="Times New Roman" w:hAnsi="Times New Roman"/>
+        <w:b w:val="0"/>
+        <w:color w:val="777777"/>
+        <w:sz w:val="17"/>
+      </w:rPr>
+      <w:t>Vertraulich | Bearbeitungsstand Juli 2026 | nur zur Aktenbearbeitung</w:t>
+    </w:r>
+  </w:p>
+</w:ftr>
 </file>
 
 <file path=word/header1.xml><?xml version="1.0" encoding="utf-8"?>
@@ -881,6 +993,10 @@
     <w:name w:val="Normal"/>
     <w:qFormat/>
     <w:rsid w:val="00FC693F"/>
+    <w:rPr>
+      <w:rFonts w:ascii="Times New Roman" w:hAnsi="Times New Roman"/>
+      <w:sz w:val="22"/>
+    </w:rPr>
   </w:style>
   <w:style w:type="paragraph" w:styleId="Header">
     <w:name w:val="header"/>
@@ -941,7 +1057,7 @@
       <w:outlineLvl w:val="0"/>
     </w:pPr>
     <w:rPr>
-      <w:rFonts w:asciiTheme="majorHAnsi" w:eastAsiaTheme="majorEastAsia" w:hAnsiTheme="majorHAnsi" w:cstheme="majorBidi"/>
+      <w:rFonts w:asciiTheme="majorHAnsi" w:eastAsiaTheme="majorEastAsia" w:hAnsiTheme="majorHAnsi" w:cstheme="majorBidi" w:ascii="Times New Roman" w:hAnsi="Times New Roman"/>
       <w:b/>
       <w:bCs/>
       <w:color w:val="365F91" w:themeColor="accent1" w:themeShade="BF"/>
@@ -965,11 +1081,11 @@
       <w:outlineLvl w:val="1"/>
     </w:pPr>
     <w:rPr>
-      <w:rFonts w:asciiTheme="majorHAnsi" w:eastAsiaTheme="majorEastAsia" w:hAnsiTheme="majorHAnsi" w:cstheme="majorBidi"/>
+      <w:rFonts w:asciiTheme="majorHAnsi" w:eastAsiaTheme="majorEastAsia" w:hAnsiTheme="majorHAnsi" w:cstheme="majorBidi" w:ascii="Times New Roman" w:hAnsi="Times New Roman"/>
       <w:b/>
       <w:bCs/>
       <w:color w:val="4F81BD" w:themeColor="accent1"/>
-      <w:sz w:val="26"/>
+      <w:sz w:val="24"/>
       <w:szCs w:val="26"/>
     </w:rPr>
   </w:style>
@@ -1230,11 +1346,12 @@
       <w:contextualSpacing/>
     </w:pPr>
     <w:rPr>
-      <w:rFonts w:asciiTheme="majorHAnsi" w:eastAsiaTheme="majorEastAsia" w:hAnsiTheme="majorHAnsi" w:cstheme="majorBidi"/>
+      <w:rFonts w:asciiTheme="majorHAnsi" w:eastAsiaTheme="majorEastAsia" w:hAnsiTheme="majorHAnsi" w:cstheme="majorBidi" w:ascii="Times New Roman" w:hAnsi="Times New Roman"/>
+      <w:b/>
       <w:color w:val="17365D" w:themeColor="text2" w:themeShade="BF"/>
       <w:spacing w:val="5"/>
       <w:kern w:val="28"/>
-      <w:sz w:val="52"/>
+      <w:sz w:val="30"/>
       <w:szCs w:val="52"/>
     </w:rPr>
   </w:style>
